--- a/lab_2/questions_32_2.docx
+++ b/lab_2/questions_32_2.docx
@@ -106,18 +106,19 @@
     </w:p>
     <w:p>
       <w:pPr>
-        <w:rPr>
-          <w:lang w:val="fr-CA"/>
-        </w:rPr>
-      </w:pPr>
-    </w:p>
-    <w:p>
-      <w:pPr>
         <w:pStyle w:val="Subtitle"/>
         <w:rPr>
           <w:lang w:val="fr-CA"/>
         </w:rPr>
       </w:pPr>
+    </w:p>
+    <w:p>
+      <w:pPr>
+        <w:pStyle w:val="Subtitle"/>
+        <w:rPr>
+          <w:lang w:val="fr-CA"/>
+        </w:rPr>
+      </w:pPr>
       <w:r>
         <w:rPr>
           <w:lang w:val="fr-CA"/>
@@ -129,6 +130,133 @@
           <w:lang w:val="fr-CA"/>
         </w:rPr>
         <w:t>1</w:t>
+      </w:r>
+    </w:p>
+    <w:p>
+      <w:pPr>
+        <w:rPr>
+          <w:lang w:val="fr-CA"/>
+        </w:rPr>
+      </w:pPr>
+      <w:r>
+        <w:rPr>
+          <w:lang w:val="fr-CA"/>
+        </w:rPr>
+        <w:t xml:space="preserve">Avec une capture d’image dans l’oscilloscope, capture la ligne </w:t>
+      </w:r>
+      <w:proofErr w:type="spellStart"/>
+      <w:r>
+        <w:rPr>
+          <w:lang w:val="fr-CA"/>
+        </w:rPr>
+        <w:t>Rx</w:t>
+      </w:r>
+      <w:proofErr w:type="spellEnd"/>
+      <w:r>
+        <w:rPr>
+          <w:lang w:val="fr-CA"/>
+        </w:rPr>
+        <w:t xml:space="preserve"> et </w:t>
+      </w:r>
+      <w:proofErr w:type="spellStart"/>
+      <w:r>
+        <w:rPr>
+          <w:lang w:val="fr-CA"/>
+        </w:rPr>
+        <w:t>Tx</w:t>
+      </w:r>
+      <w:proofErr w:type="spellEnd"/>
+      <w:r>
+        <w:rPr>
+          <w:lang w:val="fr-CA"/>
+        </w:rPr>
+        <w:t xml:space="preserve"> de la ligne UART qui envoie le caractère ‘A’</w:t>
+      </w:r>
+    </w:p>
+    <w:p>
+      <w:pPr>
+        <w:rPr>
+          <w:lang w:val="fr-CA"/>
+        </w:rPr>
+      </w:pPr>
+      <w:r>
+        <w:rPr>
+          <w:lang w:val="fr-CA"/>
+        </w:rPr>
+        <w:t>.</w:t>
+      </w:r>
+    </w:p>
+    <w:p>
+      <w:pPr>
+        <w:rPr>
+          <w:lang w:val="fr-CA"/>
+        </w:rPr>
+      </w:pPr>
+      <w:r>
+        <w:rPr>
+          <w:lang w:val="fr-CA"/>
+        </w:rPr>
+        <w:t>.</w:t>
+      </w:r>
+    </w:p>
+    <w:p>
+      <w:pPr>
+        <w:rPr>
+          <w:lang w:val="fr-CA"/>
+        </w:rPr>
+      </w:pPr>
+      <w:r>
+        <w:rPr>
+          <w:lang w:val="fr-CA"/>
+        </w:rPr>
+        <w:t>.</w:t>
+      </w:r>
+    </w:p>
+    <w:p>
+      <w:pPr>
+        <w:rPr>
+          <w:lang w:val="fr-CA"/>
+        </w:rPr>
+      </w:pPr>
+      <w:r>
+        <w:rPr>
+          <w:lang w:val="fr-CA"/>
+        </w:rPr>
+        <w:t>.</w:t>
+      </w:r>
+    </w:p>
+    <w:p>
+      <w:pPr>
+        <w:rPr>
+          <w:lang w:val="fr-CA"/>
+        </w:rPr>
+      </w:pPr>
+    </w:p>
+    <w:p>
+      <w:pPr>
+        <w:rPr>
+          <w:lang w:val="fr-CA"/>
+        </w:rPr>
+      </w:pPr>
+    </w:p>
+    <w:p>
+      <w:pPr>
+        <w:pStyle w:val="Subtitle"/>
+        <w:rPr>
+          <w:lang w:val="fr-CA"/>
+        </w:rPr>
+      </w:pPr>
+      <w:r>
+        <w:rPr>
+          <w:lang w:val="fr-CA"/>
+        </w:rPr>
+        <w:t xml:space="preserve">Partie </w:t>
+      </w:r>
+      <w:r>
+        <w:rPr>
+          <w:lang w:val="fr-CA"/>
+        </w:rPr>
+        <w:t>2</w:t>
       </w:r>
     </w:p>
     <w:p>

--- a/lab_2/questions_32_2.docx
+++ b/lab_2/questions_32_2.docx
@@ -106,11 +106,24 @@
     </w:p>
     <w:p>
       <w:pPr>
-        <w:pStyle w:val="Subtitle"/>
-        <w:rPr>
-          <w:lang w:val="fr-CA"/>
-        </w:rPr>
-      </w:pPr>
+        <w:rPr>
+          <w:u w:val="single"/>
+          <w:lang w:val="fr-CA"/>
+        </w:rPr>
+      </w:pPr>
+      <w:r>
+        <w:rPr>
+          <w:lang w:val="fr-CA"/>
+        </w:rPr>
+        <w:t xml:space="preserve">Équipe : </w:t>
+      </w:r>
+      <w:r>
+        <w:rPr>
+          <w:u w:val="single"/>
+          <w:lang w:val="fr-CA"/>
+        </w:rPr>
+        <w:t>NOM DES ÉTUDIANTS DE VOTRE ÉQUIPE DE 2 ou 3</w:t>
+      </w:r>
     </w:p>
     <w:p>
       <w:pPr>
@@ -407,6 +420,114 @@
     </w:p>
     <w:p>
       <w:pPr>
+        <w:pStyle w:val="Subtitle"/>
+        <w:rPr>
+          <w:lang w:val="fr-CA"/>
+        </w:rPr>
+      </w:pPr>
+      <w:r>
+        <w:rPr>
+          <w:lang w:val="fr-CA"/>
+        </w:rPr>
+        <w:t xml:space="preserve">Partie </w:t>
+      </w:r>
+      <w:r>
+        <w:rPr>
+          <w:lang w:val="fr-CA"/>
+        </w:rPr>
+        <w:t>3</w:t>
+      </w:r>
+    </w:p>
+    <w:p>
+      <w:pPr>
+        <w:rPr>
+          <w:lang w:val="fr-CA"/>
+        </w:rPr>
+      </w:pPr>
+      <w:r>
+        <w:rPr>
+          <w:lang w:val="fr-CA"/>
+        </w:rPr>
+        <w:t>Avec une capture d’image dans l’oscilloscope, capture la ligne Rx</w:t>
+      </w:r>
+      <w:r>
+        <w:rPr>
+          <w:lang w:val="fr-CA"/>
+        </w:rPr>
+        <w:t>1</w:t>
+      </w:r>
+      <w:r>
+        <w:rPr>
+          <w:lang w:val="fr-CA"/>
+        </w:rPr>
+        <w:t xml:space="preserve"> et Tx</w:t>
+      </w:r>
+      <w:r>
+        <w:rPr>
+          <w:lang w:val="fr-CA"/>
+        </w:rPr>
+        <w:t>1</w:t>
+      </w:r>
+      <w:r>
+        <w:rPr>
+          <w:lang w:val="fr-CA"/>
+        </w:rPr>
+        <w:t xml:space="preserve"> de la ligne UART qui envoie le caractère ‘</w:t>
+      </w:r>
+      <w:r>
+        <w:rPr>
+          <w:lang w:val="fr-CA"/>
+        </w:rPr>
+        <w:t>r</w:t>
+      </w:r>
+      <w:r>
+        <w:rPr>
+          <w:lang w:val="fr-CA"/>
+        </w:rPr>
+        <w:t>’</w:t>
+      </w:r>
+    </w:p>
+    <w:p>
+      <w:pPr>
+        <w:rPr>
+          <w:lang w:val="fr-CA"/>
+        </w:rPr>
+      </w:pPr>
+      <w:r>
+        <w:rPr>
+          <w:lang w:val="fr-CA"/>
+        </w:rPr>
+        <w:t>.</w:t>
+      </w:r>
+    </w:p>
+    <w:p>
+      <w:pPr>
+        <w:rPr>
+          <w:lang w:val="fr-CA"/>
+        </w:rPr>
+      </w:pPr>
+      <w:r>
+        <w:rPr>
+          <w:lang w:val="fr-CA"/>
+        </w:rPr>
+        <w:t>.</w:t>
+      </w:r>
+    </w:p>
+    <w:p>
+      <w:pPr>
+        <w:rPr>
+          <w:lang w:val="fr-CA"/>
+        </w:rPr>
+      </w:pPr>
+      <w:r>
+        <w:rPr>
+          <w:lang w:val="fr-CA"/>
+        </w:rPr>
+        <w:t>.</w:t>
+      </w:r>
+    </w:p>
+    <w:p>
+      <w:pPr>
         <w:rPr>
           <w:rStyle w:val="SubtleEmphasis"/>
           <w:i w:val="0"/>
@@ -414,26 +535,12 @@
           <w:lang w:val="fr-CA"/>
         </w:rPr>
       </w:pPr>
-    </w:p>
-    <w:p>
-      <w:pPr>
-        <w:rPr>
-          <w:rStyle w:val="SubtleEmphasis"/>
-          <w:i w:val="0"/>
-          <w:iCs w:val="0"/>
-          <w:lang w:val="fr-CA"/>
-        </w:rPr>
-      </w:pPr>
-    </w:p>
-    <w:p>
-      <w:pPr>
-        <w:rPr>
-          <w:rStyle w:val="SubtleEmphasis"/>
-          <w:i w:val="0"/>
-          <w:iCs w:val="0"/>
-          <w:lang w:val="fr-CA"/>
-        </w:rPr>
-      </w:pPr>
+      <w:r>
+        <w:rPr>
+          <w:lang w:val="fr-CA"/>
+        </w:rPr>
+        <w:t>.</w:t>
+      </w:r>
     </w:p>
     <w:sectPr>
       <w:pgSz w:w="12240" w:h="15840"/>

--- a/lab_2/questions_32_2.docx
+++ b/lab_2/questions_32_2.docx
@@ -155,35 +155,7 @@
         <w:rPr>
           <w:lang w:val="fr-CA"/>
         </w:rPr>
-        <w:t xml:space="preserve">Avec une capture d’image dans l’oscilloscope, capture la ligne </w:t>
-      </w:r>
-      <w:proofErr w:type="spellStart"/>
-      <w:r>
-        <w:rPr>
-          <w:lang w:val="fr-CA"/>
-        </w:rPr>
-        <w:t>Rx</w:t>
-      </w:r>
-      <w:proofErr w:type="spellEnd"/>
-      <w:r>
-        <w:rPr>
-          <w:lang w:val="fr-CA"/>
-        </w:rPr>
-        <w:t xml:space="preserve"> et </w:t>
-      </w:r>
-      <w:proofErr w:type="spellStart"/>
-      <w:r>
-        <w:rPr>
-          <w:lang w:val="fr-CA"/>
-        </w:rPr>
-        <w:t>Tx</w:t>
-      </w:r>
-      <w:proofErr w:type="spellEnd"/>
-      <w:r>
-        <w:rPr>
-          <w:lang w:val="fr-CA"/>
-        </w:rPr>
-        <w:t xml:space="preserve"> de la ligne UART qui envoie le caractère ‘A’</w:t>
+        <w:t>Avec une capture d’image dans l’oscilloscope, capture la ligne Rx et Tx de la ligne UART qui envoie le caractère ‘A’</w:t>
       </w:r>
     </w:p>
     <w:p>
@@ -293,46 +265,21 @@
           <w:rStyle w:val="SubtleEmphasis"/>
           <w:lang w:val="fr-CA"/>
         </w:rPr>
-        <w:t xml:space="preserve">Quelle est le temps de réponse entre l’émetteur et le récepteur? Si on se base uniquement sur les </w:t>
-      </w:r>
-      <w:proofErr w:type="spellStart"/>
+        <w:t>Quelle est le temps de réponse entre l’émetteur et le récepteur? Si on se base uniquement sur les DELs.</w:t>
+      </w:r>
       <w:r>
         <w:rPr>
           <w:rStyle w:val="SubtleEmphasis"/>
           <w:lang w:val="fr-CA"/>
         </w:rPr>
-        <w:t>DELs</w:t>
-      </w:r>
-      <w:proofErr w:type="spellEnd"/>
+        <w:t xml:space="preserve"> (Sans </w:t>
+      </w:r>
       <w:r>
         <w:rPr>
           <w:rStyle w:val="SubtleEmphasis"/>
           <w:lang w:val="fr-CA"/>
         </w:rPr>
-        <w:t>.</w:t>
-      </w:r>
-      <w:r>
-        <w:rPr>
-          <w:rStyle w:val="SubtleEmphasis"/>
-          <w:lang w:val="fr-CA"/>
-        </w:rPr>
-        <w:t xml:space="preserve"> (Sans </w:t>
-      </w:r>
-      <w:proofErr w:type="spellStart"/>
-      <w:r>
-        <w:rPr>
-          <w:rStyle w:val="SubtleEmphasis"/>
-          <w:lang w:val="fr-CA"/>
-        </w:rPr>
-        <w:t>Serial.flush</w:t>
-      </w:r>
-      <w:proofErr w:type="spellEnd"/>
-      <w:r>
-        <w:rPr>
-          <w:rStyle w:val="SubtleEmphasis"/>
-          <w:lang w:val="fr-CA"/>
-        </w:rPr>
-        <w:t>()</w:t>
+        <w:t>Serial.flush()</w:t>
       </w:r>
       <w:r>
         <w:rPr>
@@ -448,13 +395,135 @@
         <w:rPr>
           <w:lang w:val="fr-CA"/>
         </w:rPr>
+        <w:t>Avec une capture d’image dans l’oscilloscope, capture la ligne Rx1 et Tx1 de la ligne UART qui envoie le</w:t>
+      </w:r>
+      <w:r>
+        <w:rPr>
+          <w:lang w:val="fr-CA"/>
+        </w:rPr>
+        <w:t>s</w:t>
+      </w:r>
+      <w:r>
+        <w:rPr>
+          <w:lang w:val="fr-CA"/>
+        </w:rPr>
+        <w:t xml:space="preserve"> caractère</w:t>
+      </w:r>
+      <w:r>
+        <w:rPr>
+          <w:lang w:val="fr-CA"/>
+        </w:rPr>
+        <w:t>s</w:t>
+      </w:r>
+      <w:r>
+        <w:rPr>
+          <w:lang w:val="fr-CA"/>
+        </w:rPr>
+        <w:t xml:space="preserve"> ‘r</w:t>
+      </w:r>
+      <w:r>
+        <w:rPr>
+          <w:lang w:val="fr-CA"/>
+        </w:rPr>
+        <w:t>eal</w:t>
+      </w:r>
+      <w:r>
+        <w:rPr>
+          <w:lang w:val="fr-CA"/>
+        </w:rPr>
+        <w:t>’</w:t>
+      </w:r>
+    </w:p>
+    <w:p>
+      <w:pPr>
+        <w:rPr>
+          <w:lang w:val="fr-CA"/>
+        </w:rPr>
+      </w:pPr>
+      <w:r>
+        <w:rPr>
+          <w:lang w:val="fr-CA"/>
+        </w:rPr>
+        <w:t>.</w:t>
+      </w:r>
+    </w:p>
+    <w:p>
+      <w:pPr>
+        <w:rPr>
+          <w:lang w:val="fr-CA"/>
+        </w:rPr>
+      </w:pPr>
+      <w:r>
+        <w:rPr>
+          <w:lang w:val="fr-CA"/>
+        </w:rPr>
+        <w:t>.</w:t>
+      </w:r>
+    </w:p>
+    <w:p>
+      <w:pPr>
+        <w:rPr>
+          <w:lang w:val="fr-CA"/>
+        </w:rPr>
+      </w:pPr>
+      <w:r>
+        <w:rPr>
+          <w:lang w:val="fr-CA"/>
+        </w:rPr>
+        <w:t>.</w:t>
+      </w:r>
+    </w:p>
+    <w:p>
+      <w:pPr>
+        <w:rPr>
+          <w:lang w:val="fr-CA"/>
+        </w:rPr>
+      </w:pPr>
+      <w:r>
+        <w:rPr>
+          <w:lang w:val="fr-CA"/>
+        </w:rPr>
+        <w:t>.</w:t>
+      </w:r>
+    </w:p>
+    <w:p>
+      <w:pPr>
+        <w:pStyle w:val="Subtitle"/>
+        <w:rPr>
+          <w:lang w:val="fr-CA"/>
+        </w:rPr>
+      </w:pPr>
+      <w:r>
+        <w:rPr>
+          <w:lang w:val="fr-CA"/>
+        </w:rPr>
+        <w:lastRenderedPageBreak/>
+        <w:t xml:space="preserve">Partie </w:t>
+      </w:r>
+      <w:r>
+        <w:rPr>
+          <w:lang w:val="fr-CA"/>
+        </w:rPr>
+        <w:t>4</w:t>
+      </w:r>
+    </w:p>
+    <w:p>
+      <w:pPr>
+        <w:rPr>
+          <w:lang w:val="fr-CA"/>
+        </w:rPr>
+      </w:pPr>
+      <w:r>
+        <w:rPr>
+          <w:lang w:val="fr-CA"/>
+        </w:rPr>
         <w:t>Avec une capture d’image dans l’oscilloscope, capture la ligne Rx</w:t>
       </w:r>
       <w:r>
         <w:rPr>
           <w:lang w:val="fr-CA"/>
         </w:rPr>
-        <w:t>1</w:t>
+        <w:t>D</w:t>
       </w:r>
       <w:r>
         <w:rPr>
@@ -466,25 +535,160 @@
         <w:rPr>
           <w:lang w:val="fr-CA"/>
         </w:rPr>
-        <w:t>1</w:t>
-      </w:r>
-      <w:r>
-        <w:rPr>
-          <w:lang w:val="fr-CA"/>
-        </w:rPr>
-        <w:t xml:space="preserve"> de la ligne UART qui envoie le caractère ‘</w:t>
-      </w:r>
-      <w:r>
-        <w:rPr>
-          <w:lang w:val="fr-CA"/>
-        </w:rPr>
-        <w:t>r</w:t>
-      </w:r>
-      <w:r>
-        <w:rPr>
-          <w:lang w:val="fr-CA"/>
-        </w:rPr>
-        <w:t>’</w:t>
+        <w:t>D</w:t>
+      </w:r>
+      <w:r>
+        <w:rPr>
+          <w:lang w:val="fr-CA"/>
+        </w:rPr>
+        <w:t xml:space="preserve"> de la ligne </w:t>
+      </w:r>
+      <w:r>
+        <w:rPr>
+          <w:lang w:val="fr-CA"/>
+        </w:rPr>
+        <w:t>RS232</w:t>
+      </w:r>
+      <w:r>
+        <w:rPr>
+          <w:lang w:val="fr-CA"/>
+        </w:rPr>
+        <w:t xml:space="preserve"> qui envoie les caractères ‘</w:t>
+      </w:r>
+      <w:r>
+        <w:rPr>
+          <w:lang w:val="fr-CA"/>
+        </w:rPr>
+        <w:t>port’</w:t>
+      </w:r>
+      <w:r>
+        <w:rPr>
+          <w:lang w:val="fr-CA"/>
+        </w:rPr>
+        <w:t>. Avec les curseurs, afficher la tension de l’envoi du data.</w:t>
+      </w:r>
+    </w:p>
+    <w:p>
+      <w:pPr>
+        <w:rPr>
+          <w:lang w:val="fr-CA"/>
+        </w:rPr>
+      </w:pPr>
+      <w:r>
+        <w:rPr>
+          <w:lang w:val="fr-CA"/>
+        </w:rPr>
+        <w:t>.</w:t>
+      </w:r>
+    </w:p>
+    <w:p>
+      <w:pPr>
+        <w:rPr>
+          <w:lang w:val="fr-CA"/>
+        </w:rPr>
+      </w:pPr>
+      <w:r>
+        <w:rPr>
+          <w:lang w:val="fr-CA"/>
+        </w:rPr>
+        <w:t>.</w:t>
+      </w:r>
+    </w:p>
+    <w:p>
+      <w:pPr>
+        <w:rPr>
+          <w:lang w:val="fr-CA"/>
+        </w:rPr>
+      </w:pPr>
+      <w:r>
+        <w:rPr>
+          <w:lang w:val="fr-CA"/>
+        </w:rPr>
+        <w:t>.</w:t>
+      </w:r>
+    </w:p>
+    <w:p>
+      <w:pPr>
+        <w:rPr>
+          <w:lang w:val="fr-CA"/>
+        </w:rPr>
+      </w:pPr>
+      <w:r>
+        <w:rPr>
+          <w:lang w:val="fr-CA"/>
+        </w:rPr>
+        <w:t>.</w:t>
+      </w:r>
+    </w:p>
+    <w:p>
+      <w:pPr>
+        <w:rPr>
+          <w:lang w:val="fr-CA"/>
+        </w:rPr>
+      </w:pPr>
+    </w:p>
+    <w:p>
+      <w:pPr>
+        <w:rPr>
+          <w:lang w:val="fr-CA"/>
+        </w:rPr>
+      </w:pPr>
+    </w:p>
+    <w:p>
+      <w:pPr>
+        <w:pStyle w:val="Subtitle"/>
+        <w:rPr>
+          <w:lang w:val="fr-CA"/>
+        </w:rPr>
+      </w:pPr>
+      <w:r>
+        <w:rPr>
+          <w:lang w:val="fr-CA"/>
+        </w:rPr>
+        <w:t xml:space="preserve">Partie </w:t>
+      </w:r>
+      <w:r>
+        <w:rPr>
+          <w:lang w:val="fr-CA"/>
+        </w:rPr>
+        <w:t>5</w:t>
+      </w:r>
+    </w:p>
+    <w:p>
+      <w:pPr>
+        <w:rPr>
+          <w:lang w:val="fr-CA"/>
+        </w:rPr>
+      </w:pPr>
+      <w:r>
+        <w:rPr>
+          <w:lang w:val="fr-CA"/>
+        </w:rPr>
+        <w:t>Le signal sérielle 2</w:t>
+      </w:r>
+      <w:r>
+        <w:rPr>
+          <w:lang w:val="fr-CA"/>
+        </w:rPr>
+        <w:t xml:space="preserve"> (Serial2)</w:t>
+      </w:r>
+      <w:r>
+        <w:rPr>
+          <w:lang w:val="fr-CA"/>
+        </w:rPr>
+        <w:t xml:space="preserve"> est envoy</w:t>
+      </w:r>
+      <w:r>
+        <w:rPr>
+          <w:lang w:val="fr-CA"/>
+        </w:rPr>
+        <w:t>é</w:t>
+      </w:r>
+      <w:r>
+        <w:rPr>
+          <w:lang w:val="fr-CA"/>
+        </w:rPr>
+        <w:t xml:space="preserve"> à quelle vitesse?</w:t>
       </w:r>
     </w:p>
     <w:p>
@@ -541,6 +745,26 @@
         </w:rPr>
         <w:t>.</w:t>
       </w:r>
+    </w:p>
+    <w:p>
+      <w:pPr>
+        <w:rPr>
+          <w:rStyle w:val="SubtleEmphasis"/>
+          <w:i w:val="0"/>
+          <w:iCs w:val="0"/>
+          <w:lang w:val="fr-CA"/>
+        </w:rPr>
+      </w:pPr>
+    </w:p>
+    <w:p>
+      <w:pPr>
+        <w:rPr>
+          <w:rStyle w:val="SubtleEmphasis"/>
+          <w:i w:val="0"/>
+          <w:iCs w:val="0"/>
+          <w:lang w:val="fr-CA"/>
+        </w:rPr>
+      </w:pPr>
     </w:p>
     <w:sectPr>
       <w:pgSz w:w="12240" w:h="15840"/>

--- a/lab_2/questions_32_2.docx
+++ b/lab_2/questions_32_2.docx
@@ -155,7 +155,35 @@
         <w:rPr>
           <w:lang w:val="fr-CA"/>
         </w:rPr>
-        <w:t>Avec une capture d’image dans l’oscilloscope, capture la ligne Rx et Tx de la ligne UART qui envoie le caractère ‘A’</w:t>
+        <w:t xml:space="preserve">Avec une capture d’image dans l’oscilloscope, capture la ligne </w:t>
+      </w:r>
+      <w:proofErr w:type="spellStart"/>
+      <w:r>
+        <w:rPr>
+          <w:lang w:val="fr-CA"/>
+        </w:rPr>
+        <w:t>Rx</w:t>
+      </w:r>
+      <w:proofErr w:type="spellEnd"/>
+      <w:r>
+        <w:rPr>
+          <w:lang w:val="fr-CA"/>
+        </w:rPr>
+        <w:t xml:space="preserve"> et </w:t>
+      </w:r>
+      <w:proofErr w:type="spellStart"/>
+      <w:r>
+        <w:rPr>
+          <w:lang w:val="fr-CA"/>
+        </w:rPr>
+        <w:t>Tx</w:t>
+      </w:r>
+      <w:proofErr w:type="spellEnd"/>
+      <w:r>
+        <w:rPr>
+          <w:lang w:val="fr-CA"/>
+        </w:rPr>
+        <w:t xml:space="preserve"> de la ligne UART qui envoie le caractère ‘A’</w:t>
       </w:r>
     </w:p>
     <w:p>
@@ -265,21 +293,46 @@
           <w:rStyle w:val="SubtleEmphasis"/>
           <w:lang w:val="fr-CA"/>
         </w:rPr>
-        <w:t>Quelle est le temps de réponse entre l’émetteur et le récepteur? Si on se base uniquement sur les DELs.</w:t>
-      </w:r>
+        <w:t xml:space="preserve">Quelle est le temps de réponse entre l’émetteur et le récepteur? Si on se base uniquement sur les </w:t>
+      </w:r>
+      <w:proofErr w:type="spellStart"/>
       <w:r>
         <w:rPr>
           <w:rStyle w:val="SubtleEmphasis"/>
           <w:lang w:val="fr-CA"/>
         </w:rPr>
+        <w:t>DELs</w:t>
+      </w:r>
+      <w:proofErr w:type="spellEnd"/>
+      <w:r>
+        <w:rPr>
+          <w:rStyle w:val="SubtleEmphasis"/>
+          <w:lang w:val="fr-CA"/>
+        </w:rPr>
+        <w:t>.</w:t>
+      </w:r>
+      <w:r>
+        <w:rPr>
+          <w:rStyle w:val="SubtleEmphasis"/>
+          <w:lang w:val="fr-CA"/>
+        </w:rPr>
         <w:t xml:space="preserve"> (Sans </w:t>
       </w:r>
+      <w:proofErr w:type="spellStart"/>
       <w:r>
         <w:rPr>
           <w:rStyle w:val="SubtleEmphasis"/>
           <w:lang w:val="fr-CA"/>
         </w:rPr>
-        <w:t>Serial.flush()</w:t>
+        <w:t>Serial.flush</w:t>
+      </w:r>
+      <w:proofErr w:type="spellEnd"/>
+      <w:r>
+        <w:rPr>
+          <w:rStyle w:val="SubtleEmphasis"/>
+          <w:lang w:val="fr-CA"/>
+        </w:rPr>
+        <w:t>()</w:t>
       </w:r>
       <w:r>
         <w:rPr>
@@ -517,43 +570,35 @@
         <w:rPr>
           <w:lang w:val="fr-CA"/>
         </w:rPr>
-        <w:t>Avec une capture d’image dans l’oscilloscope, capture la ligne Rx</w:t>
-      </w:r>
-      <w:r>
-        <w:rPr>
-          <w:lang w:val="fr-CA"/>
-        </w:rPr>
-        <w:t>D</w:t>
-      </w:r>
-      <w:r>
-        <w:rPr>
-          <w:lang w:val="fr-CA"/>
-        </w:rPr>
-        <w:t xml:space="preserve"> et Tx</w:t>
-      </w:r>
-      <w:r>
-        <w:rPr>
-          <w:lang w:val="fr-CA"/>
-        </w:rPr>
-        <w:t>D</w:t>
-      </w:r>
-      <w:r>
-        <w:rPr>
-          <w:lang w:val="fr-CA"/>
-        </w:rPr>
-        <w:t xml:space="preserve"> de la ligne </w:t>
-      </w:r>
-      <w:r>
-        <w:rPr>
-          <w:lang w:val="fr-CA"/>
-        </w:rPr>
-        <w:t>RS232</w:t>
-      </w:r>
-      <w:r>
-        <w:rPr>
-          <w:lang w:val="fr-CA"/>
-        </w:rPr>
-        <w:t xml:space="preserve"> qui envoie les caractères ‘</w:t>
+        <w:t xml:space="preserve">Avec une capture d’image dans l’oscilloscope, capture la ligne </w:t>
+      </w:r>
+      <w:proofErr w:type="spellStart"/>
+      <w:r>
+        <w:rPr>
+          <w:lang w:val="fr-CA"/>
+        </w:rPr>
+        <w:t>RxD</w:t>
+      </w:r>
+      <w:proofErr w:type="spellEnd"/>
+      <w:r>
+        <w:rPr>
+          <w:lang w:val="fr-CA"/>
+        </w:rPr>
+        <w:t xml:space="preserve"> et </w:t>
+      </w:r>
+      <w:proofErr w:type="spellStart"/>
+      <w:r>
+        <w:rPr>
+          <w:lang w:val="fr-CA"/>
+        </w:rPr>
+        <w:t>TxD</w:t>
+      </w:r>
+      <w:proofErr w:type="spellEnd"/>
+      <w:r>
+        <w:rPr>
+          <w:lang w:val="fr-CA"/>
+        </w:rPr>
+        <w:t xml:space="preserve"> de la ligne RS232 qui envoie les caractères ‘</w:t>
       </w:r>
       <w:r>
         <w:rPr>
@@ -745,16 +790,6 @@
         </w:rPr>
         <w:t>.</w:t>
       </w:r>
-    </w:p>
-    <w:p>
-      <w:pPr>
-        <w:rPr>
-          <w:rStyle w:val="SubtleEmphasis"/>
-          <w:i w:val="0"/>
-          <w:iCs w:val="0"/>
-          <w:lang w:val="fr-CA"/>
-        </w:rPr>
-      </w:pPr>
     </w:p>
     <w:p>
       <w:pPr>
